--- a/docs/evidence/review-packets/emse-submission-v1/manuscript-draft-v1.docx
+++ b/docs/evidence/review-packets/emse-submission-v1/manuscript-draft-v1.docx
@@ -4193,7 +4193,7 @@
         <w:rPr>
           <w:rFonts w:ascii="Consolas" w:hAnsi="Consolas"/>
         </w:rPr>
-        <w:t>v1.0.1</w:t>
+        <w:t>v1.0.2</w:t>
       </w:r>
       <w:r>
         <w:t xml:space="preserve">: </w:t>
@@ -4202,7 +4202,7 @@
         <w:rPr>
           <w:rFonts w:ascii="Consolas" w:hAnsi="Consolas"/>
         </w:rPr>
-        <w:t>https://github.com/dfredriksen/quantyra-teaching-artifacts/releases/tag/v1.0.1</w:t>
+        <w:t>https://github.com/dfredriksen/quantyra-teaching-artifacts/releases/tag/v1.0.2</w:t>
       </w:r>
       <w:r>
         <w:t>. The manuscript-facing supplement identifies the branch-level run universes, reviewer procedures, and retained evidence surfaces used in the paper.</w:t>
@@ -4236,10 +4236,10 @@
         <w:rPr>
           <w:rFonts w:ascii="Consolas" w:hAnsi="Consolas"/>
         </w:rPr>
-        <w:t>v1.0.1</w:t>
+        <w:t>v1.0.2</w:t>
       </w:r>
       <w:r>
-        <w:t>. GitHub repository. https://github.com/dfredriksen/quantyra-teaching-artifacts/releases/tag/v1.0.1.</w:t>
+        <w:t>. GitHub repository. https://github.com/dfredriksen/quantyra-teaching-artifacts/releases/tag/v1.0.2.</w:t>
       </w:r>
     </w:p>
     <w:p>

--- a/docs/evidence/review-packets/emse-submission-v1/manuscript-draft-v1.docx
+++ b/docs/evidence/review-packets/emse-submission-v1/manuscript-draft-v1.docx
@@ -46,7 +46,7 @@
           <w:color w:val="563C99"/>
           <w:sz w:val="32"/>
         </w:rPr>
-        <w:t>Protocol-Mediated Uplift in Agentic Workflows: Cross-Provider Evidence and Bounded Local Resilience</w:t>
+        <w:t>Evaluating Protocol-Scaffolded Agentic Workflows Across LLM Providers</w:t>
       </w:r>
     </w:p>
     <w:p/>
@@ -60,7 +60,7 @@
     </w:p>
     <w:p>
       <w:r>
-        <w:t xml:space="preserve">Agentic workflows in software engineering often fail not only because of model limitations, but because execution lacks reusable procedural structure. This paper evaluates whether externalizing lessons into explicit protocol artifacts improves artifact-producing agent workflows relative to weaker baseline prompting. The primary evidence is a hosted cross-provider benchmark matrix using OpenAI, Google, and Anthropic models, where taught conditions show repeated within-model gains on planning and workflow tasks. A secondary local evidence layer examines whether those gains persist under weaker models and review conditions. The local results are smaller and are most convincing on concrete workflow artifact tasks rather than abstract planning over complex project state. Taken together, the evidence supports a bounded claim: reusable protocol artifacts improve planning and workflow reliability in hosted settings and preserve some value under degraded local conditions. The study does not support claims of hosted-quality parity, durable autonomous learning, or broad local replacement. Human </w:t>
+        <w:t xml:space="preserve">Agentic workflows in software engineering often fail not only because of model limitations, but because execution lacks reusable procedural structure. This paper evaluates whether externalizing lessons into explicit protocol artifacts improves artifact-producing agent workflows relative to weaker baseline prompting. The primary evidence is a hosted cross-provider benchmark matrix using OpenAI, Google, and Anthropic models, where taught conditions show within-model gains on planning and workflow tasks. A secondary local evidence layer examines whether those gains persist under weaker models and review conditions. The local results are smaller and are most convincing on concrete workflow artifact tasks rather than abstract planning over complex project state. Taken together, the evidence supports a bounded operational claim: rubric-aligned protocol scaffolds can improve planning and workflow reliability in hosted settings and preserve some value under degraded local conditions. The design cannot yet isolate the marginal contribution of a reusable protocol artifact from instruction specificity, because the taught condition is also more detailed and rubric-aligned than the weak baseline. The study also does not support claims of hosted-quality parity, durable autonomous learning, statistically stable effect sizes, or broad local replacement. Human </w:t>
       </w:r>
       <w:r>
         <w:rPr>
@@ -96,7 +96,7 @@
         <w:t>BP002</w:t>
       </w:r>
       <w:r>
-        <w:t xml:space="preserve"> slice support the same stronger-condition direction; the remaining caution concerns interpretation of rubric-row semantics rather than evaluator independence itself.</w:t>
+        <w:t xml:space="preserve"> slice provide directional support, but do not close the evaluator-independence or variance threats for the full benchmark portfolio.</w:t>
       </w:r>
     </w:p>
     <w:p>
@@ -144,7 +144,7 @@
     </w:p>
     <w:p>
       <w:r>
-        <w:t xml:space="preserve">The paper makes three contributions. First, it presents repeated hosted evidence that protocolized execution improves planning and workflow outcomes across multiple providers. Second, it characterizes the boundary of the effect under weaker local conditions, showing that the gain persists most clearly on concrete workflow tasks. Third, it reports a review-architecture result from the </w:t>
+        <w:t xml:space="preserve">The paper makes three contributions. First, it presents hosted evidence that detailed protocol scaffolding improves planning and workflow outcomes across multiple providers relative to weak baseline prompts. Second, it characterizes the boundary of the effect under weaker local conditions, showing that the gain persists most clearly on concrete workflow tasks. Third, it reports a review-architecture result from the </w:t>
       </w:r>
       <w:r>
         <w:rPr>
@@ -153,7 +153,7 @@
         <w:t>BP006</w:t>
       </w:r>
       <w:r>
-        <w:t xml:space="preserve"> mixture-of-experts branch, where the value of correction versus takeover depends on executor strength and reviewer quality. Together, these contributions position reusable procedural structure as a meaningful empirical control surface for agentic software-engineering workflows.</w:t>
+        <w:t xml:space="preserve"> mixture-of-experts branch, where the value of correction versus takeover depends on executor strength and reviewer quality. Together, these contributions position reusable procedural structure as a promising empirical control surface for agentic software-engineering workflows, while leaving the protocol-versus-instruction-specificity ablation as necessary future work.</w:t>
       </w:r>
     </w:p>
     <w:p>
@@ -299,6 +299,16 @@
       </w:r>
       <w:r>
         <w:t xml:space="preserve"> distinct-evaluator review, but those reviews have not yet become the dominant evidence tier across the full benchmark portfolio. Second, the taught condition currently supplies the reusable protocol artifact directly. The main effect measured here is therefore protocol-mediated performance uplift under externalized reusable procedure, not durable internal learning. The manuscript is intentionally conservative on both points.</w:t>
+      </w:r>
+    </w:p>
+    <w:p>
+      <w:r>
+        <w:t>A third caveat concerns the comparison itself. The baseline condition is intentionally weak, while the taught condition names the reusable protocol and supplies more detailed, rubric-aligned instructions. The present design therefore identifies an operational effect of moving from underspecified prompting to explicit protocol scaffolding; it does not isolate the marginal contribution of protocol reuse from the contribution of instruction specificity. An instruction-matched control -- equally detailed and rubric-aligned but not tied to the reusable protocol artifact -- is required before making a stronger causal claim about the protocol artifact alone.</w:t>
+      </w:r>
+    </w:p>
+    <w:p>
+      <w:r>
+        <w:t>A fourth caveat concerns replication. Each hosted provider-by-family-by-condition cell in the retained manuscript spine is a single scored run. Transfer and clarified reruns are preserved as adjacent evidence, but they are not repeated trials for the same cell. The paper therefore reports score differences as retained benchmark observations rather than estimates with variance, confidence intervals, or significance tests. Differences of one or two rubric points are treated as weak or ceiling-limited evidence unless they are supported by larger contextual patterns.</w:t>
       </w:r>
     </w:p>
     <w:p>
@@ -1303,7 +1313,7 @@
     </w:tbl>
     <w:p>
       <w:r>
-        <w:t xml:space="preserve">The hosted evidence therefore supports the paper's main empirical claim: reusable protocol artifacts improve within-model outcomes across multiple hosted providers on planning and workflow tasks. A secondary Anthropic </w:t>
+        <w:t xml:space="preserve">The hosted evidence therefore supports a bounded empirical claim: explicit, rubric-aligned protocol scaffolding improves retained within-model outcomes across multiple hosted providers on planning and workflow tasks relative to weak baseline prompts. A secondary Anthropic </w:t>
       </w:r>
       <w:r>
         <w:rPr>
@@ -1339,7 +1349,16 @@
         <w:t>BP002</w:t>
       </w:r>
       <w:r>
-        <w:t xml:space="preserve"> six-run slice and agreed with the original stronger condition in all six cases while changing some score magnitudes modestly. A completed human </w:t>
+        <w:t xml:space="preserve"> six-run slice and agreed with the original stronger condition in all six cases while changing some score magnitudes. Because this review used </w:t>
+      </w:r>
+      <w:r>
+        <w:rPr>
+          <w:rFonts w:ascii="Consolas" w:hAnsi="Consolas"/>
+        </w:rPr>
+        <w:t>claude-sonnet-4-6</w:t>
+      </w:r>
+      <w:r>
+        <w:t xml:space="preserve">, including for an Anthropic-authored output, it is treated only as a secondary consistency check and not as independent adjudication. A completed human </w:t>
       </w:r>
       <w:r>
         <w:rPr>
@@ -1348,7 +1367,7 @@
         <w:t>L2</w:t>
       </w:r>
       <w:r>
-        <w:t xml:space="preserve"> memo from Fernanda De La O independently supports the same stronger-condition direction across that same slice. The remaining caution is narrower: the memo's rubric-row semantics are not explicit enough to justify stronger row-level quantitative interpretation in external prose.</w:t>
+        <w:t xml:space="preserve"> memo from Fernanda De La O provides directional support across the same slice, but its score table reports one column per provider-by-benchmark cell rather than separate baseline and taught scores. Its absolute totals are also lower than the operator-side taught scores. The human memo is therefore used as directional support and a pressure test on magnitude, not as condition-level quantitative confirmation.</w:t>
       </w:r>
     </w:p>
     <w:p>
@@ -3520,12 +3539,12 @@
     </w:p>
     <w:p>
       <w:r>
-        <w:t>The evidence supports a coherent methodological claim: protocol-mediated uplift is strongest when procedure is made explicit, reusable, and auditable. Hosted results show that this effect repeats across multiple providers. Local results show that the effect can persist in weaker settings, but only under certain task families and with lower ceilings.</w:t>
+        <w:t>The evidence supports a coherent methodological claim: agentic workflow outputs improve when procedure is made explicit, reusable, and auditable. Hosted results show that this pattern appears across multiple providers in the retained benchmark spine. Local results show that the pattern can persist in weaker settings, but only under certain task families and with lower ceilings.</w:t>
       </w:r>
     </w:p>
     <w:p>
       <w:r>
-        <w:t xml:space="preserve">The most defensible claims are now relatively clear. First, hosted within-model uplift is repeated enough across </w:t>
+        <w:t xml:space="preserve">The most defensible claims are now relatively clear. First, the retained hosted comparisons show a consistent stronger-condition direction across </w:t>
       </w:r>
       <w:r>
         <w:rPr>
@@ -3543,7 +3562,7 @@
         <w:t>BP004</w:t>
       </w:r>
       <w:r>
-        <w:t xml:space="preserve"> to support a real protocol-mediated effect rather than a one-off prompt artifact. The hosted </w:t>
+        <w:t xml:space="preserve">, but the study should not treat those observations as statistically stable effect estimates because each cell is a single run and no variance is available. Second, the hosted </w:t>
       </w:r>
       <w:r>
         <w:rPr>
@@ -3579,7 +3598,7 @@
         <w:t>L2</w:t>
       </w:r>
       <w:r>
-        <w:t xml:space="preserve"> memo, each of which preserved the stronger-condition direction across the reviewed six-run slice. Second, </w:t>
+        <w:t xml:space="preserve"> memo, but the human memo should be read as directional support rather than condition-level quantitative resolution. Third, </w:t>
       </w:r>
       <w:r>
         <w:rPr>
@@ -3588,7 +3607,7 @@
         <w:t>BP006</w:t>
       </w:r>
       <w:r>
-        <w:t xml:space="preserve"> suggests that multi-model improvement is architecture-dependent: correction, takeover, and no-gain cases all appear, and their distribution depends on executor strength and reviewer quality. Third, the local evidence supports a bounded resilience claim, especially once the benchmark surface shifts from abstract planning to concrete workflow artifacts.</w:t>
+        <w:t xml:space="preserve"> suggests that multi-model improvement is architecture-dependent: correction, takeover, and no-gain cases all appear, and their distribution depends on executor strength and reviewer quality. Fourth, the local evidence supports a bounded resilience claim, especially once the benchmark surface shifts from abstract planning to concrete workflow artifacts.</w:t>
       </w:r>
     </w:p>
     <w:p>
@@ -3611,7 +3630,16 @@
     </w:p>
     <w:p>
       <w:r>
-        <w:t xml:space="preserve">The strongest threat is no longer evaluator independence on the hosted </w:t>
+        <w:t xml:space="preserve">The strongest threats are instruction-specificity confounding, single-run measurement, and evaluator independence. Most scoring comes from the program operator, and the operator-side </w:t>
+      </w:r>
+      <w:r>
+        <w:rPr>
+          <w:rFonts w:ascii="Consolas" w:hAnsi="Consolas"/>
+        </w:rPr>
+        <w:t>L0/L1</w:t>
+      </w:r>
+      <w:r>
+        <w:t xml:space="preserve"> worksheets explicitly list Codex as evaluator rather than a separate human grader. The hosted </w:t>
       </w:r>
       <w:r>
         <w:rPr>
@@ -3629,7 +3657,7 @@
         <w:t>BP002</w:t>
       </w:r>
       <w:r>
-        <w:t xml:space="preserve"> slice, because that slice now has a completed human </w:t>
+        <w:t xml:space="preserve"> slice has a completed human </w:t>
       </w:r>
       <w:r>
         <w:rPr>
@@ -3638,7 +3666,7 @@
         <w:t>L2</w:t>
       </w:r>
       <w:r>
-        <w:t xml:space="preserve"> memo. Most scoring elsewhere still comes from the program operator. The Anthropic </w:t>
+        <w:t xml:space="preserve"> memo, but that memo is produced by a single internal evaluator and its score table reports one column per provider-by-benchmark cell rather than separate condition-level scores. The Anthropic </w:t>
       </w:r>
       <w:r>
         <w:rPr>
@@ -3647,7 +3675,7 @@
         <w:t>L2A</w:t>
       </w:r>
       <w:r>
-        <w:t xml:space="preserve"> review remains a secondary consistency check over the hosted slice rather than a substitute for distinct human review. The residual caution is narrower: the human memo's exact column totals are transcribed in repo-local form, but the rubric-row semantics are not sufficiently explicit in the source table to justify stronger row-by-row interpretation in external prose.</w:t>
+        <w:t xml:space="preserve"> review remains a secondary consistency check over the hosted slice rather than a substitute for distinct human review; it also includes same-family judging for Anthropic outputs. The human memo's exact column totals are transcribed in repo-local form, but the rubric-row semantics are not sufficiently explicit in the source table to justify stronger row-by-row interpretation in external prose.</w:t>
       </w:r>
     </w:p>
     <w:p>
@@ -3809,6 +3837,118 @@
                 <w:rFonts w:ascii="Times New Roman" w:hAnsi="Times New Roman"/>
                 <w:sz w:val="18"/>
               </w:rPr>
+              <w:t>Instruction specificity</w:t>
+            </w:r>
+          </w:p>
+        </w:tc>
+        <w:tc>
+          <w:tcPr>
+            <w:tcW w:type="dxa" w:w="3240"/>
+            <w:vAlign w:val="top"/>
+          </w:tcPr>
+          <w:p>
+            <w:pPr>
+              <w:spacing w:after="0" w:line="240" w:lineRule="auto"/>
+            </w:pPr>
+            <w:r>
+              <w:rPr>
+                <w:rFonts w:ascii="Times New Roman" w:hAnsi="Times New Roman"/>
+                <w:sz w:val="18"/>
+              </w:rPr>
+              <w:t>the baseline prompt is weak, while the taught prompt is longer, more specific, and aligned with the scoring rubric</w:t>
+            </w:r>
+          </w:p>
+        </w:tc>
+        <w:tc>
+          <w:tcPr>
+            <w:tcW w:type="dxa" w:w="4608"/>
+            <w:vAlign w:val="top"/>
+          </w:tcPr>
+          <w:p>
+            <w:pPr>
+              <w:spacing w:after="0" w:line="240" w:lineRule="auto"/>
+            </w:pPr>
+            <w:r>
+              <w:rPr>
+                <w:rFonts w:ascii="Times New Roman" w:hAnsi="Times New Roman"/>
+                <w:sz w:val="18"/>
+              </w:rPr>
+              <w:t>current results identify the operational value of explicit protocol scaffolding, but not the protocol artifact's marginal contribution over an equally specific non-protocol prompt</w:t>
+            </w:r>
+          </w:p>
+        </w:tc>
+      </w:tr>
+      <w:tr>
+        <w:tc>
+          <w:tcPr>
+            <w:tcW w:type="dxa" w:w="2088"/>
+            <w:vAlign w:val="top"/>
+          </w:tcPr>
+          <w:p>
+            <w:pPr>
+              <w:spacing w:after="0" w:line="240" w:lineRule="auto"/>
+            </w:pPr>
+            <w:r>
+              <w:rPr>
+                <w:rFonts w:ascii="Times New Roman" w:hAnsi="Times New Roman"/>
+                <w:sz w:val="18"/>
+              </w:rPr>
+              <w:t>Single-run cells</w:t>
+            </w:r>
+          </w:p>
+        </w:tc>
+        <w:tc>
+          <w:tcPr>
+            <w:tcW w:type="dxa" w:w="3240"/>
+            <w:vAlign w:val="top"/>
+          </w:tcPr>
+          <w:p>
+            <w:pPr>
+              <w:spacing w:after="0" w:line="240" w:lineRule="auto"/>
+            </w:pPr>
+            <w:r>
+              <w:rPr>
+                <w:rFonts w:ascii="Times New Roman" w:hAnsi="Times New Roman"/>
+                <w:sz w:val="18"/>
+              </w:rPr>
+              <w:t>each hosted provider-by-family-by-condition cell is represented by one retained scored run</w:t>
+            </w:r>
+          </w:p>
+        </w:tc>
+        <w:tc>
+          <w:tcPr>
+            <w:tcW w:type="dxa" w:w="4608"/>
+            <w:vAlign w:val="top"/>
+          </w:tcPr>
+          <w:p>
+            <w:pPr>
+              <w:spacing w:after="0" w:line="240" w:lineRule="auto"/>
+            </w:pPr>
+            <w:r>
+              <w:rPr>
+                <w:rFonts w:ascii="Times New Roman" w:hAnsi="Times New Roman"/>
+                <w:sz w:val="18"/>
+              </w:rPr>
+              <w:t>no variance, confidence intervals, or significance tests are available; one- or two-point deltas should be interpreted cautiously</w:t>
+            </w:r>
+          </w:p>
+        </w:tc>
+      </w:tr>
+      <w:tr>
+        <w:tc>
+          <w:tcPr>
+            <w:tcW w:type="dxa" w:w="2088"/>
+            <w:vAlign w:val="top"/>
+          </w:tcPr>
+          <w:p>
+            <w:pPr>
+              <w:spacing w:after="0" w:line="240" w:lineRule="auto"/>
+            </w:pPr>
+            <w:r>
+              <w:rPr>
+                <w:rFonts w:ascii="Times New Roman" w:hAnsi="Times New Roman"/>
+                <w:sz w:val="18"/>
+              </w:rPr>
               <w:t>Evaluator independence</w:t>
             </w:r>
           </w:p>
@@ -3841,7 +3981,7 @@
                 <w:rFonts w:ascii="Times New Roman" w:hAnsi="Times New Roman"/>
                 <w:sz w:val="18"/>
               </w:rPr>
-              <w:t xml:space="preserve">; Anthropic </w:t>
+              <w:t xml:space="preserve">, with Codex listed as the operator-side evaluator; Anthropic </w:t>
             </w:r>
             <w:r>
               <w:rPr>
@@ -3855,7 +3995,7 @@
                 <w:rFonts w:ascii="Times New Roman" w:hAnsi="Times New Roman"/>
                 <w:sz w:val="18"/>
               </w:rPr>
-              <w:t xml:space="preserve"> review and a completed human </w:t>
+              <w:t xml:space="preserve"> review and a completed single-internal-human </w:t>
             </w:r>
             <w:r>
               <w:rPr>
@@ -3869,7 +4009,7 @@
                 <w:rFonts w:ascii="Times New Roman" w:hAnsi="Times New Roman"/>
                 <w:sz w:val="18"/>
               </w:rPr>
-              <w:t xml:space="preserve"> memo both agree with the stronger condition on the reviewed hosted </w:t>
+              <w:t xml:space="preserve"> memo both provide directional support on the hosted </w:t>
             </w:r>
             <w:r>
               <w:rPr>
@@ -3897,7 +4037,7 @@
                 <w:rFonts w:ascii="Times New Roman" w:hAnsi="Times New Roman"/>
                 <w:sz w:val="18"/>
               </w:rPr>
-              <w:t xml:space="preserve"> runs</w:t>
+              <w:t xml:space="preserve"> slice</w:t>
             </w:r>
           </w:p>
         </w:tc>
@@ -3915,7 +4055,7 @@
                 <w:rFonts w:ascii="Times New Roman" w:hAnsi="Times New Roman"/>
                 <w:sz w:val="18"/>
               </w:rPr>
-              <w:t>evaluator independence is now supported on the hosted slice, and the human memo's per-column totals are transcribed locally; remaining caution concerns interpretation of the memo's rubric-row semantics</w:t>
+              <w:t>evaluator independence is only partially addressed; the human memo cannot resolve condition-level score magnitudes because its table is not separated by baseline versus taught</w:t>
             </w:r>
           </w:p>
         </w:tc>
@@ -3971,7 +4111,77 @@
                 <w:rFonts w:ascii="Times New Roman" w:hAnsi="Times New Roman"/>
                 <w:sz w:val="18"/>
               </w:rPr>
-              <w:t>current results show protocol-following effects, not yet a separate controller effect</w:t>
+              <w:t>current results show protocol-following effects, not durable internal learning or a separately isolated controller effect</w:t>
+            </w:r>
+          </w:p>
+        </w:tc>
+      </w:tr>
+      <w:tr>
+        <w:tc>
+          <w:tcPr>
+            <w:tcW w:type="dxa" w:w="2088"/>
+            <w:vAlign w:val="top"/>
+          </w:tcPr>
+          <w:p>
+            <w:pPr>
+              <w:spacing w:after="0" w:line="240" w:lineRule="auto"/>
+            </w:pPr>
+            <w:r>
+              <w:rPr>
+                <w:rFonts w:ascii="Times New Roman" w:hAnsi="Times New Roman"/>
+                <w:sz w:val="18"/>
+              </w:rPr>
+              <w:t>Evidence retention</w:t>
+            </w:r>
+          </w:p>
+        </w:tc>
+        <w:tc>
+          <w:tcPr>
+            <w:tcW w:type="dxa" w:w="3240"/>
+            <w:vAlign w:val="top"/>
+          </w:tcPr>
+          <w:p>
+            <w:pPr>
+              <w:spacing w:after="0" w:line="240" w:lineRule="auto"/>
+            </w:pPr>
+            <w:r>
+              <w:rPr>
+                <w:rFonts w:ascii="Times New Roman" w:hAnsi="Times New Roman"/>
+                <w:sz w:val="18"/>
+              </w:rPr>
+              <w:t xml:space="preserve">the Anthropic </w:t>
+            </w:r>
+            <w:r>
+              <w:rPr>
+                <w:rFonts w:ascii="Consolas" w:hAnsi="Consolas"/>
+                <w:sz w:val="18"/>
+              </w:rPr>
+              <w:t>BP001</w:t>
+            </w:r>
+            <w:r>
+              <w:rPr>
+                <w:rFonts w:ascii="Times New Roman" w:hAnsi="Times New Roman"/>
+                <w:sz w:val="18"/>
+              </w:rPr>
+              <w:t xml:space="preserve"> baseline is preserved as an operator narrative rather than a full verbatim transcript</w:t>
+            </w:r>
+          </w:p>
+        </w:tc>
+        <w:tc>
+          <w:tcPr>
+            <w:tcW w:type="dxa" w:w="4608"/>
+            <w:vAlign w:val="top"/>
+          </w:tcPr>
+          <w:p>
+            <w:pPr>
+              <w:spacing w:after="0" w:line="240" w:lineRule="auto"/>
+            </w:pPr>
+            <w:r>
+              <w:rPr>
+                <w:rFonts w:ascii="Times New Roman" w:hAnsi="Times New Roman"/>
+                <w:sz w:val="18"/>
+              </w:rPr>
+              <w:t>the most dramatic hosted delta has a reproducibility weakness and should not carry the claim alone</w:t>
             </w:r>
           </w:p>
         </w:tc>
@@ -4155,7 +4365,7 @@
     </w:p>
     <w:p>
       <w:r>
-        <w:t>This study provides evidence that reusable protocol artifacts can improve within-model performance across multiple hosted providers on planning and workflow benchmarks. The most consistent result is not a provider-specific ranking but a workflow effect: when procedure is externalized into explicit, reusable, and reviewable artifacts, models more reliably satisfy planning constraints, approval discipline, and handoff requirements. The hosted benchmark matrix therefore supports a concrete empirical claim relevant to software engineering: protocolized execution can materially improve artifact-producing agent workflows.</w:t>
+        <w:t>This study provides evidence that explicit protocol scaffolding can improve retained within-model performance across multiple hosted providers on planning and workflow benchmarks. The most consistent result is not a provider-specific ranking but a workflow effect: when procedure is externalized into explicit, reusable, and reviewable artifacts, models more reliably satisfy planning constraints, approval discipline, and handoff requirements. The hosted benchmark matrix therefore supports a concrete empirical claim relevant to software engineering: protocolized execution can improve artifact-producing agent workflows relative to weak prompting, while the marginal effect of protocol reuse over equally detailed non-protocol instructions remains unmeasured.</w:t>
       </w:r>
     </w:p>
     <w:p>
@@ -4165,7 +4375,7 @@
     </w:p>
     <w:p>
       <w:r>
-        <w:t>Taken together, the results support a disciplined interpretation of protocol-mediated uplift. Reusable procedure appears to be a meaningful control surface for improving agentic workflow reliability, but the strength of that effect depends on the evaluation surface, the review architecture, and the execution environment. For empirical software engineering, the implication is practical as well as methodological: stronger agent performance may come not only from better base models, but from better procedural structure, better review design, and better retention of reusable operational knowledge.</w:t>
+        <w:t>Taken together, the results support a disciplined interpretation of protocol-scaffolded workflow improvement. Reusable procedure appears to be a meaningful control surface for improving agentic workflow reliability, but the strength of that effect depends on the evaluation surface, the review architecture, the execution environment, and the degree to which future ablations separate reusable protocol artifacts from instruction specificity. For empirical software engineering, the implication is practical as well as methodological: stronger agent performance may come not only from better base models, but from better procedural structure, better review design, and better retention of reusable operational knowledge.</w:t>
       </w:r>
     </w:p>
     <w:p>
@@ -4178,13 +4388,13 @@
     </w:p>
     <w:p>
       <w:r>
-        <w:t xml:space="preserve">The retained benchmark packets, scored artifact chains, synthesis memos, reviewer materials, manuscript supplement, and selected reproducibility scripts that support this manuscript are publicly available in the Quantyra Teaching Artifacts repository: </w:t>
+        <w:t xml:space="preserve">The retained benchmark packets, scored artifact chains, synthesis memos, reviewer materials, manuscript supplement, and selected reproducibility scripts that support this manuscript are publicly available in the Protocol-Scaffolded Agentic Workflows Artifacts repository: </w:t>
       </w:r>
       <w:r>
         <w:rPr>
           <w:rFonts w:ascii="Consolas" w:hAnsi="Consolas"/>
         </w:rPr>
-        <w:t>https://github.com/dfredriksen/quantyra-teaching-artifacts</w:t>
+        <w:t>https://github.com/Quantyra/protocol-scaffolded-agentic-workflows</w:t>
       </w:r>
       <w:r>
         <w:t xml:space="preserve">. The fixed paper-support release cited for this submission is version </w:t>
@@ -4193,7 +4403,7 @@
         <w:rPr>
           <w:rFonts w:ascii="Consolas" w:hAnsi="Consolas"/>
         </w:rPr>
-        <w:t>v1.0.2</w:t>
+        <w:t>v1.0.7</w:t>
       </w:r>
       <w:r>
         <w:t xml:space="preserve">: </w:t>
@@ -4202,7 +4412,7 @@
         <w:rPr>
           <w:rFonts w:ascii="Consolas" w:hAnsi="Consolas"/>
         </w:rPr>
-        <w:t>https://github.com/dfredriksen/quantyra-teaching-artifacts/releases/tag/v1.0.2</w:t>
+        <w:t>https://github.com/Quantyra/protocol-scaffolded-agentic-workflows/releases/tag/v1.0.7</w:t>
       </w:r>
       <w:r>
         <w:t>. The manuscript-facing supplement identifies the branch-level run universes, reviewer procedures, and retained evidence surfaces used in the paper.</w:t>
@@ -4227,7 +4437,7 @@
         <w:rPr>
           <w:i/>
         </w:rPr>
-        <w:t>Quantyra Teaching Artifacts</w:t>
+        <w:t>Protocol-Scaffolded Agentic Workflows Artifacts</w:t>
       </w:r>
       <w:r>
         <w:t xml:space="preserve">. Version </w:t>
@@ -4236,10 +4446,10 @@
         <w:rPr>
           <w:rFonts w:ascii="Consolas" w:hAnsi="Consolas"/>
         </w:rPr>
-        <w:t>v1.0.2</w:t>
+        <w:t>v1.0.7</w:t>
       </w:r>
       <w:r>
-        <w:t>. GitHub repository. https://github.com/dfredriksen/quantyra-teaching-artifacts/releases/tag/v1.0.2.</w:t>
+        <w:t>. GitHub repository. https://github.com/Quantyra/protocol-scaffolded-agentic-workflows/releases/tag/v1.0.7.</w:t>
       </w:r>
     </w:p>
     <w:p>
